--- a/contracts/templates_pdf/template_ecm_en.docx
+++ b/contracts/templates_pdf/template_ecm_en.docx
@@ -107,7 +107,7 @@
         <w:rPr>
           <w:rFonts w:ascii="Calibri" w:hAnsi="Calibri" w:cs="Calibri"/>
         </w:rPr>
-        <w:t xml:space="preserve">Company VALET SRL, with registered office in Bologna,</w:t>
+        <w:t xml:space="preserve">Company {{ organizer_name or "VALET SRL" }}, with registered office in Bologna,</w:t>
       </w:r>
       <w:r>
         <w:rPr>
@@ -6559,7 +6559,7 @@
         <w:rPr>
           <w:rFonts w:ascii="Calibri" w:hAnsi="Calibri" w:cs="Calibri"/>
         </w:rPr>
-        <w:t xml:space="preserve">as for the Provider: VALET SRL – Via dei Fornaciai 29/b – 40129 BOLOGNA – </w:t>
+        <w:t xml:space="preserve">as for the Provider: {{ organizer_name or "VALET SRL" }} – Via dei Fornaciai 29/b – 40129 BOLOGNA – </w:t>
       </w:r>
       <w:r>
         <w:rPr>
@@ -7100,7 +7100,7 @@
           <w:rFonts w:ascii="Calibri" w:hAnsi="Calibri" w:cs="Calibri"/>
           <w:b/>
         </w:rPr>
-        <w:t xml:space="preserve">VALET SRL</w:t>
+        <w:t xml:space="preserve">{{ organizer_name or "VALET SRL" }}</w:t>
       </w:r>
     </w:p>
     <w:p>
@@ -8804,7 +8804,7 @@
           <w:rFonts w:ascii="Calibri" w:eastAsia="Calibri" w:hAnsi="Calibri" w:cs="Calibri"/>
           <w:lang w:eastAsia="en-US" w:bidi="ar-SA"/>
         </w:rPr>
-        <w:t xml:space="preserve">Beneficiary : VALET SRL - </w:t>
+        <w:t xml:space="preserve">Beneficiary : {{ organizer_name or "VALET SRL" }} - </w:t>
       </w:r>
       <w:proofErr w:type="gramEnd"/>
       <w:r>

--- a/contracts/templates_pdf/template_ecm_en.docx
+++ b/contracts/templates_pdf/template_ecm_en.docx
@@ -21,6 +21,49 @@
           <w:u w:val="thick"/>
         </w:rPr>
         <w:t xml:space="preserve">SPONSORSHIP AGREEMENT FOR CONTINUING MEDICAL EDUCATION ACTIVITIES</w:t>
+      </w:r>
+    </w:p>
+    <w:p>
+      <w:pPr>
+        <w:spacing w:before="40" w:after="40"/>
+      </w:pPr>
+      <w:r>
+        <w:rPr>
+          <w:b w:val="0"/>
+          <w:sz w:val="20"/>
+        </w:rPr>
+        <w:t>{%p if contract.customer_reference %}</w:t>
+      </w:r>
+    </w:p>
+    <w:p>
+      <w:pPr>
+        <w:spacing w:before="40" w:after="40"/>
+      </w:pPr>
+      <w:r>
+        <w:rPr>
+          <w:b/>
+          <w:sz w:val="20"/>
+        </w:rPr>
+        <w:t xml:space="preserve">Your reference: </w:t>
+      </w:r>
+      <w:r>
+        <w:rPr>
+          <w:b w:val="0"/>
+          <w:sz w:val="20"/>
+        </w:rPr>
+        <w:t>{{ contract.customer_reference }}</w:t>
+      </w:r>
+    </w:p>
+    <w:p>
+      <w:pPr>
+        <w:spacing w:before="40" w:after="40"/>
+      </w:pPr>
+      <w:r>
+        <w:rPr>
+          <w:b w:val="0"/>
+          <w:sz w:val="20"/>
+        </w:rPr>
+        <w:t>{%p endif %}</w:t>
       </w:r>
     </w:p>
     <w:p>
